--- a/Planeamiento del juego.docx
+++ b/Planeamiento del juego.docx
@@ -281,12 +281,1855 @@
         <w:rPr>
           <w:lang w:val="es-ES"/>
         </w:rPr>
-        <w:t>-Guardar la cantidad de vida que perdió el Jugador si es vencedor del duelo</w:t>
-      </w:r>
-    </w:p>
-    <w:p>
-      <w:pPr>
-        <w:rPr>
+        <w:t>-Crear un archivo con las estadísticas de los enemigos, así cuando pases por la misma parte de la mazmorra, no tengas que luchar nuevamente contra ese monstruo</w:t>
+      </w:r>
+    </w:p>
+    <w:p>
+      <w:pPr>
+        <w:rPr>
+          <w:lang w:val="es-ES"/>
+        </w:rPr>
+      </w:pPr>
+    </w:p>
+    <w:p>
+      <w:pPr>
+        <w:rPr>
+          <w:lang w:val="es-ES"/>
+        </w:rPr>
+      </w:pPr>
+      <w:r>
+        <w:rPr>
+          <w:lang w:val="es-ES"/>
+        </w:rPr>
+        <w:t>PLANEAMIENTO DEL JUEGO:</w:t>
+      </w:r>
+    </w:p>
+    <w:p>
+      <w:pPr>
+        <w:rPr>
+          <w:lang w:val="es-ES"/>
+        </w:rPr>
+      </w:pPr>
+      <w:r>
+        <w:rPr>
+          <w:lang w:val="es-ES"/>
+        </w:rPr>
+        <w:t xml:space="preserve">Mazmorra: Esta divida en 10 salas distintas con </w:t>
+      </w:r>
+      <w:proofErr w:type="gramStart"/>
+      <w:r>
+        <w:rPr>
+          <w:lang w:val="es-ES"/>
+        </w:rPr>
+        <w:t>diferente formas</w:t>
+      </w:r>
+      <w:proofErr w:type="gramEnd"/>
+      <w:r>
+        <w:rPr>
+          <w:lang w:val="es-ES"/>
+        </w:rPr>
+        <w:t xml:space="preserve"> para explotar, encontrándose </w:t>
+      </w:r>
+      <w:proofErr w:type="spellStart"/>
+      <w:r>
+        <w:rPr>
+          <w:lang w:val="es-ES"/>
+        </w:rPr>
+        <w:t>callejon</w:t>
+      </w:r>
+      <w:proofErr w:type="spellEnd"/>
+      <w:r>
+        <w:rPr>
+          <w:lang w:val="es-ES"/>
+        </w:rPr>
+        <w:t xml:space="preserve"> sin salidas, salas de enemigos o</w:t>
+      </w:r>
+      <w:r>
+        <w:rPr>
+          <w:lang w:val="es-ES"/>
+        </w:rPr>
+        <w:t xml:space="preserve"> el mercader.</w:t>
+      </w:r>
+    </w:p>
+    <w:p>
+      <w:pPr>
+        <w:rPr>
+          <w:lang w:val="es-ES"/>
+        </w:rPr>
+      </w:pPr>
+      <w:r>
+        <w:rPr>
+          <w:lang w:val="es-ES"/>
+        </w:rPr>
+        <w:lastRenderedPageBreak/>
+        <w:t xml:space="preserve">Mercader: Se </w:t>
+      </w:r>
+      <w:proofErr w:type="gramStart"/>
+      <w:r>
+        <w:rPr>
+          <w:lang w:val="es-ES"/>
+        </w:rPr>
+        <w:t>encontrara</w:t>
+      </w:r>
+      <w:proofErr w:type="gramEnd"/>
+      <w:r>
+        <w:rPr>
+          <w:lang w:val="es-ES"/>
+        </w:rPr>
+        <w:t xml:space="preserve"> en las distintas salas de las mazmorras, te </w:t>
+      </w:r>
+      <w:proofErr w:type="spellStart"/>
+      <w:r>
+        <w:rPr>
+          <w:lang w:val="es-ES"/>
+        </w:rPr>
+        <w:t>vendera</w:t>
+      </w:r>
+      <w:proofErr w:type="spellEnd"/>
+      <w:r>
+        <w:rPr>
+          <w:lang w:val="es-ES"/>
+        </w:rPr>
+        <w:t xml:space="preserve"> distintos tipos de armaduras y espadas a diferentes precios dependiendo de sus estadísticas.</w:t>
+      </w:r>
+    </w:p>
+    <w:p>
+      <w:pPr>
+        <w:rPr>
+          <w:lang w:val="es-ES"/>
+        </w:rPr>
+      </w:pPr>
+    </w:p>
+    <w:p>
+      <w:pPr>
+        <w:rPr>
+          <w:lang w:val="es-ES"/>
+        </w:rPr>
+      </w:pPr>
+      <w:r>
+        <w:rPr>
+          <w:lang w:val="es-ES"/>
+        </w:rPr>
+        <w:t>Pociones:</w:t>
+      </w:r>
+    </w:p>
+    <w:p>
+      <w:pPr>
+        <w:rPr>
+          <w:lang w:val="es-ES"/>
+        </w:rPr>
+      </w:pPr>
+      <w:r>
+        <w:rPr>
+          <w:lang w:val="es-ES"/>
+        </w:rPr>
+        <w:t>-Pociones chicas: Recuperan entre 1</w:t>
+      </w:r>
+      <w:r>
+        <w:rPr>
+          <w:lang w:val="es-ES"/>
+        </w:rPr>
+        <w:t>5</w:t>
+      </w:r>
+      <w:r>
+        <w:rPr>
+          <w:lang w:val="es-ES"/>
+        </w:rPr>
+        <w:t xml:space="preserve"> de vida</w:t>
+      </w:r>
+    </w:p>
+    <w:p>
+      <w:pPr>
+        <w:rPr>
+          <w:lang w:val="es-ES"/>
+        </w:rPr>
+      </w:pPr>
+      <w:r>
+        <w:rPr>
+          <w:lang w:val="es-ES"/>
+        </w:rPr>
+        <w:t>Precio: 10 de oro</w:t>
+      </w:r>
+    </w:p>
+    <w:p>
+      <w:pPr>
+        <w:rPr>
+          <w:lang w:val="es-ES"/>
+        </w:rPr>
+      </w:pPr>
+      <w:r>
+        <w:rPr>
+          <w:lang w:val="es-ES"/>
+        </w:rPr>
+        <w:t xml:space="preserve">-Pociones medianas: Recuperan entre </w:t>
+      </w:r>
+      <w:r>
+        <w:rPr>
+          <w:lang w:val="es-ES"/>
+        </w:rPr>
+        <w:t>35</w:t>
+      </w:r>
+      <w:r>
+        <w:rPr>
+          <w:lang w:val="es-ES"/>
+        </w:rPr>
+        <w:t xml:space="preserve"> de vida</w:t>
+      </w:r>
+    </w:p>
+    <w:p>
+      <w:pPr>
+        <w:rPr>
+          <w:lang w:val="es-ES"/>
+        </w:rPr>
+      </w:pPr>
+      <w:r>
+        <w:rPr>
+          <w:lang w:val="es-ES"/>
+        </w:rPr>
+        <w:t>Precio: 25 de oro</w:t>
+      </w:r>
+    </w:p>
+    <w:p>
+      <w:pPr>
+        <w:rPr>
+          <w:lang w:val="es-ES"/>
+        </w:rPr>
+      </w:pPr>
+      <w:r>
+        <w:rPr>
+          <w:lang w:val="es-ES"/>
+        </w:rPr>
+        <w:t xml:space="preserve">-Pociones Grandes: Recuperan entre </w:t>
+      </w:r>
+      <w:r>
+        <w:rPr>
+          <w:lang w:val="es-ES"/>
+        </w:rPr>
+        <w:t>60</w:t>
+      </w:r>
+      <w:r>
+        <w:rPr>
+          <w:lang w:val="es-ES"/>
+        </w:rPr>
+        <w:t xml:space="preserve"> de vida</w:t>
+      </w:r>
+    </w:p>
+    <w:p>
+      <w:pPr>
+        <w:rPr>
+          <w:lang w:val="es-ES"/>
+        </w:rPr>
+      </w:pPr>
+      <w:r>
+        <w:rPr>
+          <w:lang w:val="es-ES"/>
+        </w:rPr>
+        <w:t>Precio: 50 de oro</w:t>
+      </w:r>
+    </w:p>
+    <w:p>
+      <w:pPr>
+        <w:rPr>
+          <w:lang w:val="es-ES"/>
+        </w:rPr>
+      </w:pPr>
+    </w:p>
+    <w:p>
+      <w:pPr>
+        <w:rPr>
+          <w:lang w:val="es-ES"/>
+        </w:rPr>
+      </w:pPr>
+      <w:r>
+        <w:rPr>
+          <w:lang w:val="es-ES"/>
+        </w:rPr>
+        <w:t>-Armaduras y espadas</w:t>
+      </w:r>
+      <w:r>
+        <w:rPr>
+          <w:lang w:val="es-ES"/>
+        </w:rPr>
+        <w:t xml:space="preserve">: Se dividen en “Madera”(nivel </w:t>
+      </w:r>
+      <w:proofErr w:type="spellStart"/>
+      <w:r>
+        <w:rPr>
+          <w:lang w:val="es-ES"/>
+        </w:rPr>
+        <w:t>mas</w:t>
+      </w:r>
+      <w:proofErr w:type="spellEnd"/>
+      <w:r>
+        <w:rPr>
+          <w:lang w:val="es-ES"/>
+        </w:rPr>
+        <w:t xml:space="preserve"> bajo), “</w:t>
+      </w:r>
+      <w:proofErr w:type="spellStart"/>
+      <w:r>
+        <w:rPr>
+          <w:lang w:val="es-ES"/>
+        </w:rPr>
+        <w:t>Piedra”,”Hierro”,”Oro”.”Diamante</w:t>
+      </w:r>
+      <w:proofErr w:type="spellEnd"/>
+      <w:proofErr w:type="gramStart"/>
+      <w:r>
+        <w:rPr>
+          <w:lang w:val="es-ES"/>
+        </w:rPr>
+        <w:t>”(</w:t>
+      </w:r>
+      <w:proofErr w:type="gramEnd"/>
+      <w:r>
+        <w:rPr>
+          <w:lang w:val="es-ES"/>
+        </w:rPr>
+        <w:t xml:space="preserve">La </w:t>
+      </w:r>
+      <w:proofErr w:type="spellStart"/>
+      <w:r>
+        <w:rPr>
+          <w:lang w:val="es-ES"/>
+        </w:rPr>
+        <w:t>mas</w:t>
+      </w:r>
+      <w:proofErr w:type="spellEnd"/>
+      <w:r>
+        <w:rPr>
+          <w:lang w:val="es-ES"/>
+        </w:rPr>
+        <w:t xml:space="preserve"> fuerte).</w:t>
+      </w:r>
+    </w:p>
+    <w:p>
+      <w:pPr>
+        <w:rPr>
+          <w:lang w:val="es-ES"/>
+        </w:rPr>
+      </w:pPr>
+      <w:r>
+        <w:rPr>
+          <w:lang w:val="es-ES"/>
+        </w:rPr>
+        <w:t>Espadas:</w:t>
+      </w:r>
+    </w:p>
+    <w:p>
+      <w:pPr>
+        <w:rPr>
+          <w:lang w:val="es-ES"/>
+        </w:rPr>
+      </w:pPr>
+      <w:r>
+        <w:rPr>
+          <w:lang w:val="es-ES"/>
+        </w:rPr>
+        <w:tab/>
+        <w:t>Madera:</w:t>
+      </w:r>
+    </w:p>
+    <w:p>
+      <w:pPr>
+        <w:rPr>
+          <w:lang w:val="es-ES"/>
+        </w:rPr>
+      </w:pPr>
+      <w:r>
+        <w:rPr>
+          <w:lang w:val="es-ES"/>
+        </w:rPr>
+        <w:tab/>
+      </w:r>
+      <w:r>
+        <w:rPr>
+          <w:lang w:val="es-ES"/>
+        </w:rPr>
+        <w:tab/>
+        <w:t>-</w:t>
+      </w:r>
+      <w:proofErr w:type="spellStart"/>
+      <w:r>
+        <w:rPr>
+          <w:lang w:val="es-ES"/>
+        </w:rPr>
+        <w:t>Damage</w:t>
+      </w:r>
+      <w:proofErr w:type="spellEnd"/>
+      <w:r>
+        <w:rPr>
+          <w:lang w:val="es-ES"/>
+        </w:rPr>
+        <w:t xml:space="preserve">: </w:t>
+      </w:r>
+      <w:r>
+        <w:rPr>
+          <w:lang w:val="es-ES"/>
+        </w:rPr>
+        <w:t>15</w:t>
+      </w:r>
+    </w:p>
+    <w:p>
+      <w:pPr>
+        <w:rPr>
+          <w:lang w:val="es-ES"/>
+        </w:rPr>
+      </w:pPr>
+      <w:r>
+        <w:rPr>
+          <w:lang w:val="es-ES"/>
+        </w:rPr>
+        <w:tab/>
+      </w:r>
+      <w:r>
+        <w:rPr>
+          <w:lang w:val="es-ES"/>
+        </w:rPr>
+        <w:tab/>
+        <w:t>-Precio: 20</w:t>
+      </w:r>
+    </w:p>
+    <w:p>
+      <w:pPr>
+        <w:rPr>
+          <w:lang w:val="es-ES"/>
+        </w:rPr>
+      </w:pPr>
+      <w:r>
+        <w:rPr>
+          <w:lang w:val="es-ES"/>
+        </w:rPr>
+        <w:tab/>
+        <w:t>Piedra:</w:t>
+      </w:r>
+    </w:p>
+    <w:p>
+      <w:pPr>
+        <w:rPr>
+          <w:lang w:val="es-ES"/>
+        </w:rPr>
+      </w:pPr>
+      <w:r>
+        <w:rPr>
+          <w:lang w:val="es-ES"/>
+        </w:rPr>
+        <w:tab/>
+      </w:r>
+      <w:r>
+        <w:rPr>
+          <w:lang w:val="es-ES"/>
+        </w:rPr>
+        <w:tab/>
+        <w:t>-</w:t>
+      </w:r>
+      <w:proofErr w:type="spellStart"/>
+      <w:r>
+        <w:rPr>
+          <w:lang w:val="es-ES"/>
+        </w:rPr>
+        <w:t>Damage</w:t>
+      </w:r>
+      <w:proofErr w:type="spellEnd"/>
+      <w:r>
+        <w:rPr>
+          <w:lang w:val="es-ES"/>
+        </w:rPr>
+        <w:t xml:space="preserve">: </w:t>
+      </w:r>
+      <w:r>
+        <w:rPr>
+          <w:lang w:val="es-ES"/>
+        </w:rPr>
+        <w:t>25</w:t>
+      </w:r>
+    </w:p>
+    <w:p>
+      <w:pPr>
+        <w:rPr>
+          <w:lang w:val="es-ES"/>
+        </w:rPr>
+      </w:pPr>
+      <w:r>
+        <w:rPr>
+          <w:lang w:val="es-ES"/>
+        </w:rPr>
+        <w:tab/>
+      </w:r>
+      <w:r>
+        <w:rPr>
+          <w:lang w:val="es-ES"/>
+        </w:rPr>
+        <w:tab/>
+        <w:t xml:space="preserve">- Precio: </w:t>
+      </w:r>
+      <w:r>
+        <w:rPr>
+          <w:lang w:val="es-ES"/>
+        </w:rPr>
+        <w:t>50</w:t>
+      </w:r>
+    </w:p>
+    <w:p>
+      <w:pPr>
+        <w:rPr>
+          <w:lang w:val="es-ES"/>
+        </w:rPr>
+      </w:pPr>
+      <w:r>
+        <w:rPr>
+          <w:lang w:val="es-ES"/>
+        </w:rPr>
+        <w:tab/>
+        <w:t>Hierro:</w:t>
+      </w:r>
+    </w:p>
+    <w:p>
+      <w:pPr>
+        <w:rPr>
+          <w:lang w:val="es-ES"/>
+        </w:rPr>
+      </w:pPr>
+      <w:r>
+        <w:rPr>
+          <w:lang w:val="es-ES"/>
+        </w:rPr>
+        <w:tab/>
+      </w:r>
+      <w:r>
+        <w:rPr>
+          <w:lang w:val="es-ES"/>
+        </w:rPr>
+        <w:tab/>
+        <w:t>-</w:t>
+      </w:r>
+      <w:proofErr w:type="spellStart"/>
+      <w:r>
+        <w:rPr>
+          <w:lang w:val="es-ES"/>
+        </w:rPr>
+        <w:t>Damage</w:t>
+      </w:r>
+      <w:proofErr w:type="spellEnd"/>
+      <w:r>
+        <w:rPr>
+          <w:lang w:val="es-ES"/>
+        </w:rPr>
+        <w:t xml:space="preserve">: </w:t>
+      </w:r>
+      <w:r>
+        <w:rPr>
+          <w:lang w:val="es-ES"/>
+        </w:rPr>
+        <w:t>40</w:t>
+      </w:r>
+    </w:p>
+    <w:p>
+      <w:pPr>
+        <w:rPr>
+          <w:lang w:val="es-ES"/>
+        </w:rPr>
+      </w:pPr>
+      <w:r>
+        <w:rPr>
+          <w:lang w:val="es-ES"/>
+        </w:rPr>
+        <w:tab/>
+      </w:r>
+      <w:r>
+        <w:rPr>
+          <w:lang w:val="es-ES"/>
+        </w:rPr>
+        <w:tab/>
+        <w:t>-Precio: 100</w:t>
+      </w:r>
+    </w:p>
+    <w:p>
+      <w:pPr>
+        <w:rPr>
+          <w:lang w:val="es-ES"/>
+        </w:rPr>
+      </w:pPr>
+      <w:r>
+        <w:rPr>
+          <w:lang w:val="es-ES"/>
+        </w:rPr>
+        <w:tab/>
+        <w:t>Oro:</w:t>
+      </w:r>
+    </w:p>
+    <w:p>
+      <w:pPr>
+        <w:rPr>
+          <w:lang w:val="es-ES"/>
+        </w:rPr>
+      </w:pPr>
+      <w:r>
+        <w:rPr>
+          <w:lang w:val="es-ES"/>
+        </w:rPr>
+        <w:tab/>
+      </w:r>
+      <w:r>
+        <w:rPr>
+          <w:lang w:val="es-ES"/>
+        </w:rPr>
+        <w:tab/>
+        <w:t>-</w:t>
+      </w:r>
+      <w:proofErr w:type="spellStart"/>
+      <w:r>
+        <w:rPr>
+          <w:lang w:val="es-ES"/>
+        </w:rPr>
+        <w:t>Damage</w:t>
+      </w:r>
+      <w:proofErr w:type="spellEnd"/>
+      <w:r>
+        <w:rPr>
+          <w:lang w:val="es-ES"/>
+        </w:rPr>
+        <w:t xml:space="preserve">: </w:t>
+      </w:r>
+      <w:r>
+        <w:rPr>
+          <w:lang w:val="es-ES"/>
+        </w:rPr>
+        <w:t>60</w:t>
+      </w:r>
+    </w:p>
+    <w:p>
+      <w:pPr>
+        <w:rPr>
+          <w:lang w:val="es-ES"/>
+        </w:rPr>
+      </w:pPr>
+      <w:r>
+        <w:rPr>
+          <w:lang w:val="es-ES"/>
+        </w:rPr>
+        <w:tab/>
+      </w:r>
+      <w:r>
+        <w:rPr>
+          <w:lang w:val="es-ES"/>
+        </w:rPr>
+        <w:tab/>
+        <w:t>-Precio: 1</w:t>
+      </w:r>
+      <w:r>
+        <w:rPr>
+          <w:lang w:val="es-ES"/>
+        </w:rPr>
+        <w:t>8</w:t>
+      </w:r>
+      <w:r>
+        <w:rPr>
+          <w:lang w:val="es-ES"/>
+        </w:rPr>
+        <w:t>0</w:t>
+      </w:r>
+    </w:p>
+    <w:p>
+      <w:pPr>
+        <w:rPr>
+          <w:lang w:val="es-ES"/>
+        </w:rPr>
+      </w:pPr>
+      <w:r>
+        <w:rPr>
+          <w:lang w:val="es-ES"/>
+        </w:rPr>
+        <w:tab/>
+        <w:t>Diamante:</w:t>
+      </w:r>
+    </w:p>
+    <w:p>
+      <w:pPr>
+        <w:rPr>
+          <w:lang w:val="es-ES"/>
+        </w:rPr>
+      </w:pPr>
+      <w:r>
+        <w:rPr>
+          <w:lang w:val="es-ES"/>
+        </w:rPr>
+        <w:tab/>
+      </w:r>
+      <w:r>
+        <w:rPr>
+          <w:lang w:val="es-ES"/>
+        </w:rPr>
+        <w:tab/>
+        <w:t>-</w:t>
+      </w:r>
+      <w:proofErr w:type="spellStart"/>
+      <w:r>
+        <w:rPr>
+          <w:lang w:val="es-ES"/>
+        </w:rPr>
+        <w:t>Damage</w:t>
+      </w:r>
+      <w:proofErr w:type="spellEnd"/>
+      <w:r>
+        <w:rPr>
+          <w:lang w:val="es-ES"/>
+        </w:rPr>
+        <w:t xml:space="preserve">: </w:t>
+      </w:r>
+      <w:r>
+        <w:rPr>
+          <w:lang w:val="es-ES"/>
+        </w:rPr>
+        <w:t>85</w:t>
+      </w:r>
+    </w:p>
+    <w:p>
+      <w:pPr>
+        <w:rPr>
+          <w:lang w:val="es-ES"/>
+        </w:rPr>
+      </w:pPr>
+      <w:r>
+        <w:rPr>
+          <w:lang w:val="es-ES"/>
+        </w:rPr>
+        <w:lastRenderedPageBreak/>
+        <w:tab/>
+      </w:r>
+      <w:r>
+        <w:rPr>
+          <w:lang w:val="es-ES"/>
+        </w:rPr>
+        <w:tab/>
+        <w:t xml:space="preserve">-Precio: </w:t>
+      </w:r>
+      <w:r>
+        <w:rPr>
+          <w:lang w:val="es-ES"/>
+        </w:rPr>
+        <w:t>300</w:t>
+      </w:r>
+    </w:p>
+    <w:p>
+      <w:pPr>
+        <w:rPr>
+          <w:lang w:val="es-ES"/>
+        </w:rPr>
+      </w:pPr>
+    </w:p>
+    <w:p>
+      <w:pPr>
+        <w:rPr>
+          <w:lang w:val="es-ES"/>
+        </w:rPr>
+      </w:pPr>
+      <w:r>
+        <w:rPr>
+          <w:lang w:val="es-ES"/>
+        </w:rPr>
+        <w:t>Armaduras:</w:t>
+      </w:r>
+    </w:p>
+    <w:p>
+      <w:pPr>
+        <w:rPr>
+          <w:lang w:val="es-ES"/>
+        </w:rPr>
+      </w:pPr>
+      <w:r>
+        <w:rPr>
+          <w:lang w:val="es-ES"/>
+        </w:rPr>
+        <w:t xml:space="preserve">Daño </w:t>
+      </w:r>
+      <w:proofErr w:type="gramStart"/>
+      <w:r>
+        <w:rPr>
+          <w:lang w:val="es-ES"/>
+        </w:rPr>
+        <w:t>recibido  =</w:t>
+      </w:r>
+      <w:proofErr w:type="gramEnd"/>
+      <w:r>
+        <w:rPr>
+          <w:lang w:val="es-ES"/>
+        </w:rPr>
+        <w:t xml:space="preserve"> daño enemigo - armadura</w:t>
+      </w:r>
+    </w:p>
+    <w:p>
+      <w:pPr>
+        <w:rPr>
+          <w:lang w:val="es-ES"/>
+        </w:rPr>
+      </w:pPr>
+      <w:r>
+        <w:rPr>
+          <w:lang w:val="es-ES"/>
+        </w:rPr>
+        <w:tab/>
+      </w:r>
+      <w:r>
+        <w:rPr>
+          <w:lang w:val="es-ES"/>
+        </w:rPr>
+        <w:t>Cuero:</w:t>
+      </w:r>
+    </w:p>
+    <w:p>
+      <w:pPr>
+        <w:rPr>
+          <w:lang w:val="es-ES"/>
+        </w:rPr>
+      </w:pPr>
+      <w:r>
+        <w:rPr>
+          <w:lang w:val="es-ES"/>
+        </w:rPr>
+        <w:tab/>
+      </w:r>
+      <w:r>
+        <w:rPr>
+          <w:lang w:val="es-ES"/>
+        </w:rPr>
+        <w:tab/>
+        <w:t xml:space="preserve">-Armadura: </w:t>
+      </w:r>
+      <w:r>
+        <w:rPr>
+          <w:lang w:val="es-ES"/>
+        </w:rPr>
+        <w:t>5</w:t>
+      </w:r>
+    </w:p>
+    <w:p>
+      <w:pPr>
+        <w:rPr>
+          <w:lang w:val="es-ES"/>
+        </w:rPr>
+      </w:pPr>
+      <w:r>
+        <w:rPr>
+          <w:lang w:val="es-ES"/>
+        </w:rPr>
+        <w:tab/>
+      </w:r>
+      <w:r>
+        <w:rPr>
+          <w:lang w:val="es-ES"/>
+        </w:rPr>
+        <w:tab/>
+        <w:t xml:space="preserve">-Precio: </w:t>
+      </w:r>
+      <w:r>
+        <w:rPr>
+          <w:lang w:val="es-ES"/>
+        </w:rPr>
+        <w:t>20</w:t>
+      </w:r>
+    </w:p>
+    <w:p>
+      <w:pPr>
+        <w:rPr>
+          <w:lang w:val="es-ES"/>
+        </w:rPr>
+      </w:pPr>
+      <w:r>
+        <w:rPr>
+          <w:lang w:val="es-ES"/>
+        </w:rPr>
+        <w:tab/>
+        <w:t>Cota de maya:</w:t>
+      </w:r>
+    </w:p>
+    <w:p>
+      <w:pPr>
+        <w:rPr>
+          <w:lang w:val="es-ES"/>
+        </w:rPr>
+      </w:pPr>
+      <w:r>
+        <w:rPr>
+          <w:lang w:val="es-ES"/>
+        </w:rPr>
+        <w:tab/>
+      </w:r>
+      <w:r>
+        <w:rPr>
+          <w:lang w:val="es-ES"/>
+        </w:rPr>
+        <w:tab/>
+        <w:t xml:space="preserve">-Armadura: </w:t>
+      </w:r>
+      <w:r>
+        <w:rPr>
+          <w:lang w:val="es-ES"/>
+        </w:rPr>
+        <w:t>15</w:t>
+      </w:r>
+    </w:p>
+    <w:p>
+      <w:pPr>
+        <w:rPr>
+          <w:lang w:val="es-ES"/>
+        </w:rPr>
+      </w:pPr>
+      <w:r>
+        <w:rPr>
+          <w:lang w:val="es-ES"/>
+        </w:rPr>
+        <w:tab/>
+      </w:r>
+      <w:r>
+        <w:rPr>
+          <w:lang w:val="es-ES"/>
+        </w:rPr>
+        <w:tab/>
+        <w:t xml:space="preserve">-Precio: </w:t>
+      </w:r>
+      <w:r>
+        <w:rPr>
+          <w:lang w:val="es-ES"/>
+        </w:rPr>
+        <w:t>50</w:t>
+      </w:r>
+    </w:p>
+    <w:p>
+      <w:pPr>
+        <w:rPr>
+          <w:lang w:val="es-ES"/>
+        </w:rPr>
+      </w:pPr>
+      <w:r>
+        <w:rPr>
+          <w:lang w:val="es-ES"/>
+        </w:rPr>
+        <w:tab/>
+        <w:t>Hierro:</w:t>
+      </w:r>
+    </w:p>
+    <w:p>
+      <w:pPr>
+        <w:rPr>
+          <w:lang w:val="es-ES"/>
+        </w:rPr>
+      </w:pPr>
+      <w:r>
+        <w:rPr>
+          <w:lang w:val="es-ES"/>
+        </w:rPr>
+        <w:tab/>
+      </w:r>
+      <w:r>
+        <w:rPr>
+          <w:lang w:val="es-ES"/>
+        </w:rPr>
+        <w:tab/>
+        <w:t xml:space="preserve">-Armadura: </w:t>
+      </w:r>
+      <w:r>
+        <w:rPr>
+          <w:lang w:val="es-ES"/>
+        </w:rPr>
+        <w:t>25</w:t>
+      </w:r>
+    </w:p>
+    <w:p>
+      <w:pPr>
+        <w:rPr>
+          <w:lang w:val="es-ES"/>
+        </w:rPr>
+      </w:pPr>
+      <w:r>
+        <w:rPr>
+          <w:lang w:val="es-ES"/>
+        </w:rPr>
+        <w:tab/>
+      </w:r>
+      <w:r>
+        <w:rPr>
+          <w:lang w:val="es-ES"/>
+        </w:rPr>
+        <w:tab/>
+        <w:t xml:space="preserve">-Precio: </w:t>
+      </w:r>
+      <w:r>
+        <w:rPr>
+          <w:lang w:val="es-ES"/>
+        </w:rPr>
+        <w:t>100</w:t>
+      </w:r>
+    </w:p>
+    <w:p>
+      <w:pPr>
+        <w:rPr>
+          <w:lang w:val="es-ES"/>
+        </w:rPr>
+      </w:pPr>
+      <w:r>
+        <w:rPr>
+          <w:lang w:val="es-ES"/>
+        </w:rPr>
+        <w:tab/>
+        <w:t>Oro:</w:t>
+      </w:r>
+    </w:p>
+    <w:p>
+      <w:pPr>
+        <w:rPr>
+          <w:lang w:val="es-ES"/>
+        </w:rPr>
+      </w:pPr>
+      <w:r>
+        <w:rPr>
+          <w:lang w:val="es-ES"/>
+        </w:rPr>
+        <w:tab/>
+      </w:r>
+      <w:r>
+        <w:rPr>
+          <w:lang w:val="es-ES"/>
+        </w:rPr>
+        <w:tab/>
+        <w:t xml:space="preserve">-Armadura: </w:t>
+      </w:r>
+      <w:r>
+        <w:rPr>
+          <w:lang w:val="es-ES"/>
+        </w:rPr>
+        <w:t>32</w:t>
+      </w:r>
+    </w:p>
+    <w:p>
+      <w:pPr>
+        <w:rPr>
+          <w:lang w:val="es-ES"/>
+        </w:rPr>
+      </w:pPr>
+      <w:r>
+        <w:rPr>
+          <w:lang w:val="es-ES"/>
+        </w:rPr>
+        <w:tab/>
+      </w:r>
+      <w:r>
+        <w:rPr>
+          <w:lang w:val="es-ES"/>
+        </w:rPr>
+        <w:tab/>
+        <w:t xml:space="preserve">-Precio: </w:t>
+      </w:r>
+      <w:r>
+        <w:rPr>
+          <w:lang w:val="es-ES"/>
+        </w:rPr>
+        <w:t>180</w:t>
+      </w:r>
+    </w:p>
+    <w:p>
+      <w:pPr>
+        <w:rPr>
+          <w:lang w:val="es-ES"/>
+        </w:rPr>
+      </w:pPr>
+      <w:r>
+        <w:rPr>
+          <w:lang w:val="es-ES"/>
+        </w:rPr>
+        <w:tab/>
+        <w:t>Diamante:</w:t>
+      </w:r>
+    </w:p>
+    <w:p>
+      <w:pPr>
+        <w:rPr>
+          <w:lang w:val="es-ES"/>
+        </w:rPr>
+      </w:pPr>
+      <w:r>
+        <w:rPr>
+          <w:lang w:val="es-ES"/>
+        </w:rPr>
+        <w:tab/>
+      </w:r>
+      <w:r>
+        <w:rPr>
+          <w:lang w:val="es-ES"/>
+        </w:rPr>
+        <w:tab/>
+        <w:t xml:space="preserve">-Armadura: </w:t>
+      </w:r>
+      <w:r>
+        <w:rPr>
+          <w:lang w:val="es-ES"/>
+        </w:rPr>
+        <w:t>50</w:t>
+      </w:r>
+    </w:p>
+    <w:p>
+      <w:pPr>
+        <w:rPr>
+          <w:lang w:val="es-ES"/>
+        </w:rPr>
+      </w:pPr>
+      <w:r>
+        <w:rPr>
+          <w:lang w:val="es-ES"/>
+        </w:rPr>
+        <w:tab/>
+      </w:r>
+      <w:r>
+        <w:rPr>
+          <w:lang w:val="es-ES"/>
+        </w:rPr>
+        <w:tab/>
+        <w:t xml:space="preserve">-Precio: </w:t>
+      </w:r>
+      <w:r>
+        <w:rPr>
+          <w:lang w:val="es-ES"/>
+        </w:rPr>
+        <w:t>300</w:t>
+      </w:r>
+    </w:p>
+    <w:p>
+      <w:pPr>
+        <w:rPr>
+          <w:lang w:val="es-ES"/>
+        </w:rPr>
+      </w:pPr>
+    </w:p>
+    <w:p>
+      <w:pPr>
+        <w:rPr>
+          <w:lang w:val="es-ES"/>
+        </w:rPr>
+      </w:pPr>
+      <w:r>
+        <w:rPr>
+          <w:lang w:val="es-ES"/>
+        </w:rPr>
+        <w:t>Enemigos:</w:t>
+      </w:r>
+    </w:p>
+    <w:p>
+      <w:pPr>
+        <w:rPr>
+          <w:lang w:val="es-ES"/>
+        </w:rPr>
+      </w:pPr>
+      <w:r>
+        <w:rPr>
+          <w:lang w:val="es-ES"/>
+        </w:rPr>
+        <w:t>Los enemigos van aumentando sus estadísticas a medida que el jugador avanza de salas. Los enemigos tienen diferentes niveles:</w:t>
+      </w:r>
+    </w:p>
+    <w:p>
+      <w:pPr>
+        <w:rPr>
+          <w:lang w:val="es-ES"/>
+        </w:rPr>
+      </w:pPr>
+      <w:r>
+        <w:rPr>
+          <w:lang w:val="es-ES"/>
+        </w:rPr>
+        <w:t>Nivel 1:</w:t>
+      </w:r>
+    </w:p>
+    <w:p>
+      <w:pPr>
+        <w:rPr>
+          <w:u w:val="single"/>
+          <w:lang w:val="es-ES"/>
+        </w:rPr>
+      </w:pPr>
+      <w:r>
+        <w:rPr>
+          <w:lang w:val="es-ES"/>
+        </w:rPr>
+        <w:tab/>
+      </w:r>
+      <w:proofErr w:type="spellStart"/>
+      <w:r>
+        <w:rPr>
+          <w:lang w:val="es-ES"/>
+        </w:rPr>
+        <w:t>Damage</w:t>
+      </w:r>
+      <w:proofErr w:type="spellEnd"/>
+      <w:r>
+        <w:rPr>
+          <w:lang w:val="es-ES"/>
+        </w:rPr>
+        <w:t>: 10/</w:t>
+      </w:r>
+      <w:r>
+        <w:rPr>
+          <w:lang w:val="es-ES"/>
+        </w:rPr>
+        <w:t>20</w:t>
+      </w:r>
+    </w:p>
+    <w:p>
+      <w:pPr>
+        <w:rPr>
+          <w:lang w:val="es-ES"/>
+        </w:rPr>
+      </w:pPr>
+      <w:r>
+        <w:rPr>
+          <w:lang w:val="es-ES"/>
+        </w:rPr>
+        <w:tab/>
+        <w:t xml:space="preserve">Vida: </w:t>
+      </w:r>
+      <w:r>
+        <w:rPr>
+          <w:lang w:val="es-ES"/>
+        </w:rPr>
+        <w:t>50/7</w:t>
+      </w:r>
+      <w:r>
+        <w:rPr>
+          <w:lang w:val="es-ES"/>
+        </w:rPr>
+        <w:t>0</w:t>
+      </w:r>
+    </w:p>
+    <w:p>
+      <w:pPr>
+        <w:rPr>
+          <w:lang w:val="es-ES"/>
+        </w:rPr>
+      </w:pPr>
+      <w:r>
+        <w:rPr>
+          <w:lang w:val="es-ES"/>
+        </w:rPr>
+        <w:tab/>
+        <w:t xml:space="preserve">-Drop: </w:t>
+      </w:r>
+      <w:r>
+        <w:rPr>
+          <w:lang w:val="es-ES"/>
+        </w:rPr>
+        <w:t xml:space="preserve">8-12 </w:t>
+      </w:r>
+      <w:r>
+        <w:rPr>
+          <w:lang w:val="es-ES"/>
+        </w:rPr>
+        <w:t>de oro</w:t>
+      </w:r>
+    </w:p>
+    <w:p>
+      <w:pPr>
+        <w:rPr>
+          <w:lang w:val="es-ES"/>
+        </w:rPr>
+      </w:pPr>
+      <w:r>
+        <w:rPr>
+          <w:lang w:val="es-ES"/>
+        </w:rPr>
+        <w:t>Nivel 2:</w:t>
+      </w:r>
+    </w:p>
+    <w:p>
+      <w:pPr>
+        <w:rPr>
+          <w:lang w:val="es-ES"/>
+        </w:rPr>
+      </w:pPr>
+      <w:r>
+        <w:rPr>
+          <w:lang w:val="es-ES"/>
+        </w:rPr>
+        <w:lastRenderedPageBreak/>
+        <w:tab/>
+      </w:r>
+      <w:proofErr w:type="spellStart"/>
+      <w:r>
+        <w:rPr>
+          <w:lang w:val="es-ES"/>
+        </w:rPr>
+        <w:t>Damage</w:t>
+      </w:r>
+      <w:proofErr w:type="spellEnd"/>
+      <w:r>
+        <w:rPr>
+          <w:lang w:val="es-ES"/>
+        </w:rPr>
+        <w:t xml:space="preserve">: </w:t>
+      </w:r>
+      <w:r>
+        <w:rPr>
+          <w:lang w:val="es-ES"/>
+        </w:rPr>
+        <w:t>20-35</w:t>
+      </w:r>
+    </w:p>
+    <w:p>
+      <w:pPr>
+        <w:rPr>
+          <w:lang w:val="es-ES"/>
+        </w:rPr>
+      </w:pPr>
+      <w:r>
+        <w:rPr>
+          <w:lang w:val="es-ES"/>
+        </w:rPr>
+        <w:tab/>
+        <w:t xml:space="preserve">Vida: </w:t>
+      </w:r>
+      <w:r>
+        <w:rPr>
+          <w:lang w:val="es-ES"/>
+        </w:rPr>
+        <w:t>80/1</w:t>
+      </w:r>
+      <w:r>
+        <w:rPr>
+          <w:lang w:val="es-ES"/>
+        </w:rPr>
+        <w:t>10</w:t>
+      </w:r>
+    </w:p>
+    <w:p>
+      <w:pPr>
+        <w:rPr>
+          <w:lang w:val="es-ES"/>
+        </w:rPr>
+      </w:pPr>
+      <w:r>
+        <w:rPr>
+          <w:lang w:val="es-ES"/>
+        </w:rPr>
+        <w:tab/>
+        <w:t>-Drop: 1</w:t>
+      </w:r>
+      <w:r>
+        <w:rPr>
+          <w:lang w:val="es-ES"/>
+        </w:rPr>
+        <w:t>5-20</w:t>
+      </w:r>
+      <w:r>
+        <w:rPr>
+          <w:lang w:val="es-ES"/>
+        </w:rPr>
+        <w:t xml:space="preserve"> de oro</w:t>
+      </w:r>
+    </w:p>
+    <w:p>
+      <w:pPr>
+        <w:rPr>
+          <w:lang w:val="es-ES"/>
+        </w:rPr>
+      </w:pPr>
+      <w:r>
+        <w:rPr>
+          <w:lang w:val="es-ES"/>
+        </w:rPr>
+        <w:t>Nivel 3:</w:t>
+      </w:r>
+    </w:p>
+    <w:p>
+      <w:pPr>
+        <w:rPr>
+          <w:lang w:val="es-ES"/>
+        </w:rPr>
+      </w:pPr>
+      <w:r>
+        <w:rPr>
+          <w:lang w:val="es-ES"/>
+        </w:rPr>
+        <w:tab/>
+      </w:r>
+      <w:proofErr w:type="spellStart"/>
+      <w:r>
+        <w:rPr>
+          <w:lang w:val="es-ES"/>
+        </w:rPr>
+        <w:t>Damage</w:t>
+      </w:r>
+      <w:proofErr w:type="spellEnd"/>
+      <w:r>
+        <w:rPr>
+          <w:lang w:val="es-ES"/>
+        </w:rPr>
+        <w:t xml:space="preserve">: </w:t>
+      </w:r>
+      <w:r>
+        <w:rPr>
+          <w:lang w:val="es-ES"/>
+        </w:rPr>
+        <w:t>35-50</w:t>
+      </w:r>
+    </w:p>
+    <w:p>
+      <w:pPr>
+        <w:rPr>
+          <w:lang w:val="es-ES"/>
+        </w:rPr>
+      </w:pPr>
+      <w:r>
+        <w:rPr>
+          <w:lang w:val="es-ES"/>
+        </w:rPr>
+        <w:tab/>
+        <w:t xml:space="preserve">Vida: </w:t>
+      </w:r>
+      <w:r>
+        <w:rPr>
+          <w:lang w:val="es-ES"/>
+        </w:rPr>
+        <w:t>1</w:t>
+      </w:r>
+      <w:r>
+        <w:rPr>
+          <w:lang w:val="es-ES"/>
+        </w:rPr>
+        <w:t>20-170</w:t>
+      </w:r>
+    </w:p>
+    <w:p>
+      <w:pPr>
+        <w:rPr>
+          <w:lang w:val="es-ES"/>
+        </w:rPr>
+      </w:pPr>
+      <w:r>
+        <w:rPr>
+          <w:lang w:val="es-ES"/>
+        </w:rPr>
+        <w:tab/>
+        <w:t xml:space="preserve">-Drop: </w:t>
+      </w:r>
+      <w:r>
+        <w:rPr>
+          <w:lang w:val="es-ES"/>
+        </w:rPr>
+        <w:t>25-35</w:t>
+      </w:r>
+      <w:r>
+        <w:rPr>
+          <w:lang w:val="es-ES"/>
+        </w:rPr>
+        <w:t xml:space="preserve"> de oro</w:t>
+      </w:r>
+    </w:p>
+    <w:p>
+      <w:pPr>
+        <w:rPr>
+          <w:lang w:val="es-ES"/>
+        </w:rPr>
+      </w:pPr>
+      <w:r>
+        <w:rPr>
+          <w:lang w:val="es-ES"/>
+        </w:rPr>
+        <w:t>Nivel 4:</w:t>
+      </w:r>
+    </w:p>
+    <w:p>
+      <w:pPr>
+        <w:rPr>
+          <w:lang w:val="es-ES"/>
+        </w:rPr>
+      </w:pPr>
+      <w:r>
+        <w:rPr>
+          <w:lang w:val="es-ES"/>
+        </w:rPr>
+        <w:tab/>
+      </w:r>
+      <w:proofErr w:type="spellStart"/>
+      <w:r>
+        <w:rPr>
+          <w:lang w:val="es-ES"/>
+        </w:rPr>
+        <w:t>Damage</w:t>
+      </w:r>
+      <w:proofErr w:type="spellEnd"/>
+      <w:r>
+        <w:rPr>
+          <w:lang w:val="es-ES"/>
+        </w:rPr>
+        <w:t xml:space="preserve">: </w:t>
+      </w:r>
+      <w:r>
+        <w:rPr>
+          <w:lang w:val="es-ES"/>
+        </w:rPr>
+        <w:t>50-70</w:t>
+      </w:r>
+    </w:p>
+    <w:p>
+      <w:pPr>
+        <w:rPr>
+          <w:lang w:val="es-ES"/>
+        </w:rPr>
+      </w:pPr>
+      <w:r>
+        <w:rPr>
+          <w:lang w:val="es-ES"/>
+        </w:rPr>
+        <w:tab/>
+        <w:t>Vida: 1</w:t>
+      </w:r>
+      <w:r>
+        <w:rPr>
+          <w:lang w:val="es-ES"/>
+        </w:rPr>
+        <w:t>80-260</w:t>
+      </w:r>
+    </w:p>
+    <w:p>
+      <w:pPr>
+        <w:rPr>
+          <w:lang w:val="es-ES"/>
+        </w:rPr>
+      </w:pPr>
+      <w:r>
+        <w:rPr>
+          <w:lang w:val="es-ES"/>
+        </w:rPr>
+        <w:tab/>
+        <w:t>-Drop: 40</w:t>
+      </w:r>
+      <w:r>
+        <w:rPr>
+          <w:lang w:val="es-ES"/>
+        </w:rPr>
+        <w:t>-55</w:t>
+      </w:r>
+      <w:r>
+        <w:rPr>
+          <w:lang w:val="es-ES"/>
+        </w:rPr>
+        <w:t xml:space="preserve"> de oro</w:t>
+      </w:r>
+    </w:p>
+    <w:p>
+      <w:pPr>
+        <w:rPr>
+          <w:lang w:val="es-ES"/>
+        </w:rPr>
+      </w:pPr>
+      <w:r>
+        <w:rPr>
+          <w:lang w:val="es-ES"/>
+        </w:rPr>
+        <w:t>Nivel 5:</w:t>
+      </w:r>
+    </w:p>
+    <w:p>
+      <w:pPr>
+        <w:rPr>
+          <w:lang w:val="es-ES"/>
+        </w:rPr>
+      </w:pPr>
+      <w:r>
+        <w:rPr>
+          <w:lang w:val="es-ES"/>
+        </w:rPr>
+        <w:tab/>
+      </w:r>
+      <w:proofErr w:type="spellStart"/>
+      <w:r>
+        <w:rPr>
+          <w:lang w:val="es-ES"/>
+        </w:rPr>
+        <w:t>Damage</w:t>
+      </w:r>
+      <w:proofErr w:type="spellEnd"/>
+      <w:r>
+        <w:rPr>
+          <w:lang w:val="es-ES"/>
+        </w:rPr>
+        <w:t>: 70/</w:t>
+      </w:r>
+      <w:r>
+        <w:rPr>
+          <w:lang w:val="es-ES"/>
+        </w:rPr>
+        <w:t>85</w:t>
+      </w:r>
+    </w:p>
+    <w:p>
+      <w:pPr>
+        <w:rPr>
+          <w:lang w:val="es-ES"/>
+        </w:rPr>
+      </w:pPr>
+      <w:r>
+        <w:rPr>
+          <w:lang w:val="es-ES"/>
+        </w:rPr>
+        <w:tab/>
+        <w:t>Vida: 2</w:t>
+      </w:r>
+      <w:r>
+        <w:rPr>
+          <w:lang w:val="es-ES"/>
+        </w:rPr>
+        <w:t>80-400</w:t>
+      </w:r>
+    </w:p>
+    <w:p>
+      <w:pPr>
+        <w:rPr>
+          <w:lang w:val="es-ES"/>
+        </w:rPr>
+      </w:pPr>
+      <w:r>
+        <w:rPr>
+          <w:lang w:val="es-ES"/>
+        </w:rPr>
+        <w:tab/>
+        <w:t>-Drop: 60</w:t>
+      </w:r>
+      <w:r>
+        <w:rPr>
+          <w:lang w:val="es-ES"/>
+        </w:rPr>
+        <w:t>-80</w:t>
+      </w:r>
+      <w:r>
+        <w:rPr>
+          <w:lang w:val="es-ES"/>
+        </w:rPr>
+        <w:t xml:space="preserve"> de oro</w:t>
+      </w:r>
+    </w:p>
+    <w:p>
+      <w:pPr>
+        <w:rPr>
+          <w:lang w:val="es-ES"/>
+        </w:rPr>
+      </w:pPr>
+    </w:p>
+    <w:p>
+      <w:pPr>
+        <w:rPr>
+          <w:lang w:val="es-ES"/>
+        </w:rPr>
+      </w:pPr>
+      <w:r>
+        <w:rPr>
+          <w:lang w:val="es-ES"/>
+        </w:rPr>
+        <w:t>JEFE FINAL:</w:t>
+      </w:r>
+    </w:p>
+    <w:p>
+      <w:pPr>
+        <w:rPr>
+          <w:lang w:val="es-ES"/>
+        </w:rPr>
+      </w:pPr>
+      <w:r>
+        <w:rPr>
+          <w:lang w:val="es-ES"/>
+        </w:rPr>
+        <w:tab/>
+        <w:t>Dragon Negro:</w:t>
+      </w:r>
+    </w:p>
+    <w:p>
+      <w:pPr>
+        <w:rPr>
+          <w:lang w:val="es-ES"/>
+        </w:rPr>
+      </w:pPr>
+      <w:r>
+        <w:rPr>
+          <w:lang w:val="es-ES"/>
+        </w:rPr>
+        <w:tab/>
+      </w:r>
+      <w:proofErr w:type="spellStart"/>
+      <w:r>
+        <w:rPr>
+          <w:lang w:val="es-ES"/>
+        </w:rPr>
+        <w:t>Damage</w:t>
+      </w:r>
+      <w:proofErr w:type="spellEnd"/>
+      <w:r>
+        <w:rPr>
+          <w:lang w:val="es-ES"/>
+        </w:rPr>
+        <w:t xml:space="preserve"> Base</w:t>
+      </w:r>
+      <w:r>
+        <w:rPr>
+          <w:lang w:val="es-ES"/>
+        </w:rPr>
+        <w:t xml:space="preserve">: </w:t>
+      </w:r>
+      <w:r>
+        <w:rPr>
+          <w:lang w:val="es-ES"/>
+        </w:rPr>
+        <w:t>90</w:t>
+      </w:r>
+    </w:p>
+    <w:p>
+      <w:pPr>
+        <w:rPr>
+          <w:lang w:val="es-ES"/>
+        </w:rPr>
+      </w:pPr>
+      <w:r>
+        <w:rPr>
+          <w:lang w:val="es-ES"/>
+        </w:rPr>
+        <w:tab/>
+        <w:t xml:space="preserve">Vida: </w:t>
+      </w:r>
+      <w:r>
+        <w:rPr>
+          <w:lang w:val="es-ES"/>
+        </w:rPr>
+        <w:t>1200</w:t>
+      </w:r>
+    </w:p>
+    <w:p>
+      <w:pPr>
+        <w:rPr>
+          <w:lang w:val="es-ES"/>
+        </w:rPr>
+      </w:pPr>
+      <w:r>
+        <w:rPr>
+          <w:lang w:val="es-ES"/>
+        </w:rPr>
+        <w:tab/>
+        <w:t>Habilidades:</w:t>
+      </w:r>
+    </w:p>
+    <w:p>
+      <w:pPr>
+        <w:rPr>
+          <w:lang w:val="es-ES"/>
+        </w:rPr>
+      </w:pPr>
+      <w:r>
+        <w:rPr>
+          <w:lang w:val="es-ES"/>
+        </w:rPr>
+        <w:tab/>
+      </w:r>
+      <w:r>
+        <w:rPr>
+          <w:lang w:val="es-ES"/>
+        </w:rPr>
+        <w:tab/>
+      </w:r>
+      <w:proofErr w:type="gramStart"/>
+      <w:r>
+        <w:rPr>
+          <w:lang w:val="es-ES"/>
+        </w:rPr>
+        <w:t>.Aliento</w:t>
+      </w:r>
+      <w:proofErr w:type="gramEnd"/>
+      <w:r>
+        <w:rPr>
+          <w:lang w:val="es-ES"/>
+        </w:rPr>
+        <w:t xml:space="preserve"> del dragón: 120 de daño</w:t>
+      </w:r>
+    </w:p>
+    <w:p>
+      <w:pPr>
+        <w:rPr>
+          <w:lang w:val="es-ES"/>
+        </w:rPr>
+      </w:pPr>
+      <w:r>
+        <w:rPr>
+          <w:lang w:val="es-ES"/>
+        </w:rPr>
+        <w:tab/>
+      </w:r>
+      <w:r>
+        <w:rPr>
+          <w:lang w:val="es-ES"/>
+        </w:rPr>
+        <w:tab/>
+      </w:r>
+      <w:proofErr w:type="gramStart"/>
+      <w:r>
+        <w:rPr>
+          <w:lang w:val="es-ES"/>
+        </w:rPr>
+        <w:t>.”Soy</w:t>
+      </w:r>
+      <w:proofErr w:type="gramEnd"/>
+      <w:r>
+        <w:rPr>
+          <w:lang w:val="es-ES"/>
+        </w:rPr>
+        <w:t xml:space="preserve"> el rey!</w:t>
+      </w:r>
+      <w:proofErr w:type="gramStart"/>
+      <w:r>
+        <w:rPr>
+          <w:lang w:val="es-ES"/>
+        </w:rPr>
+        <w:t>” :</w:t>
+      </w:r>
+      <w:proofErr w:type="gramEnd"/>
+      <w:r>
+        <w:rPr>
+          <w:lang w:val="es-ES"/>
+        </w:rPr>
+        <w:t xml:space="preserve"> </w:t>
+      </w:r>
+      <w:r>
+        <w:rPr>
+          <w:lang w:val="es-ES"/>
+        </w:rPr>
+        <w:t>recupera 100 de vida</w:t>
+      </w:r>
+    </w:p>
+    <w:p>
+      <w:pPr>
+        <w:rPr>
+          <w:lang w:val="es-ES"/>
+        </w:rPr>
+      </w:pPr>
+      <w:r>
+        <w:rPr>
+          <w:lang w:val="es-ES"/>
+        </w:rPr>
+        <w:tab/>
+      </w:r>
+      <w:proofErr w:type="spellStart"/>
+      <w:r>
+        <w:rPr>
+          <w:lang w:val="es-ES"/>
+        </w:rPr>
+        <w:t>Berserk</w:t>
+      </w:r>
+      <w:proofErr w:type="spellEnd"/>
+      <w:r>
+        <w:rPr>
+          <w:lang w:val="es-ES"/>
+        </w:rPr>
+        <w:t>: Cuando llega a %20 de vida, su daño hace %10 mas</w:t>
+      </w:r>
+    </w:p>
+    <w:p>
+      <w:pPr>
+        <w:rPr>
+          <w:u w:val="single"/>
           <w:lang w:val="es-ES"/>
         </w:rPr>
       </w:pPr>
